--- a/docs/BalloonFlow_게임기획서.docx
+++ b/docs/BalloonFlow_게임기획서.docx
@@ -26,7 +26,7 @@
         </w:rPr>
         <w:t>Dart × Balloon — Oddly Satisfying Queue Puzzle</w:t>
         <w:br/>
-        <w:t>2026. 03. 11 | Game Design Document v1.0</w:t>
+        <w:t>Game Design Document v2.0</w:t>
       </w:r>
     </w:p>
     <w:p/>
@@ -50,12 +50,12 @@
         <w:rPr>
           <w:sz w:val="20"/>
         </w:rPr>
-        <w:t>다트를 쏘아 같은 색 풍선을 터뜨리는 큐 정리의 쾌감</w:t>
+        <w:t>어떤 색부터 터뜨릴지 고르는 전략적 고민, 그리고 선택 후 풍선이 팡팡팡 연쇄로 터져나가는 폭발적 쾌감</w:t>
       </w:r>
     </w:p>
     <w:p>
       <w:r>
-        <w:t>레일 위를 흘러가는 형형색색 풍선들. 플레이어는 다트를 탭하여 같은 색 풍선에 명중시킨다. 명중한 풍선이 터지며 인접한 같은 색 풍선이 연쇄로 터지는 순간, 무질서가 질서로 변하는 연쇄 정리의 만족감이 코어 재미를 형성한다. "Oddly Satisfying" 장르의 시청각 쾌감과 큐 매니지먼트 퍼즐의 전략적 깊이가 결합된 게임.</w:t>
+        <w:t>Pixel Flow의 검증된 큐 매니지먼트 메카닉을 기반으로 한 컬러 매칭 퍼즐. 타겟을 픽셀에서 풍선으로 교체하여 터질 때의 감각적 피드백을 강화하고, 보관함이 레일(원형 루프) 위에서 다트를 발사하는 구조로, 홀더(5칸) 관리가 핵심 긴장감.</w:t>
       </w:r>
     </w:p>
     <w:p>
@@ -63,20 +63,7 @@
         <w:pStyle w:val="Heading2"/>
       </w:pPr>
       <w:r>
-        <w:t>1-1. Design Pillars</w:t>
-      </w:r>
-    </w:p>
-    <w:p>
-      <w:pPr>
-        <w:pStyle w:val="Heading3"/>
-      </w:pPr>
-      <w:r>
-        <w:t>Pillar 1: Satisfying Pop</w:t>
-      </w:r>
-    </w:p>
-    <w:p>
-      <w:r>
-        <w:t>풍선이 터지는 순간의 시청각 피드백이 ASMR급 만족감을 준다. 연쇄 팝일수록 이펙트와 사운드가 증폭되어 쾌감이 배가된다.</w:t>
+        <w:t>Satisfaction Keywords</w:t>
       </w:r>
     </w:p>
     <w:p>
@@ -85,7 +72,7 @@
         <w:ind w:left="850"/>
       </w:pPr>
       <w:r>
-        <w:t>연쇄 팝 발생률 &gt;= 40% (전체 팝 중)</w:t>
+        <w:t>보관함 선택의 전략적 긴장감</w:t>
       </w:r>
     </w:p>
     <w:p>
@@ -94,20 +81,7 @@
         <w:ind w:left="850"/>
       </w:pPr>
       <w:r>
-        <w:t>세션당 평균 연쇄 길이 &gt;= 2.5</w:t>
-      </w:r>
-    </w:p>
-    <w:p>
-      <w:pPr>
-        <w:pStyle w:val="Heading3"/>
-      </w:pPr>
-      <w:r>
-        <w:t>Pillar 2: Strategic Queue</w:t>
-      </w:r>
-    </w:p>
-    <w:p>
-      <w:r>
-        <w:t>단순 탭이 아닌, 어떤 색 다트를 먼저 쏠지 전략적 판단이 필요하다. 레일 위 풍선 배열을 읽고 최적의 순서를 계획하는 퍼즐 깊이.</w:t>
+        <w:t>다트가 톡톡톡 순차 배치되는 기대감</w:t>
       </w:r>
     </w:p>
     <w:p>
@@ -116,7 +90,7 @@
         <w:ind w:left="850"/>
       </w:pPr>
       <w:r>
-        <w:t>레벨 완료 시 남은 다트 수 분산 &gt;= 2.0 (전략 차이 발생)</w:t>
+        <w:t>풍선이 팡팡팡 연쇄로 터지는 폭발적 쾌감</w:t>
       </w:r>
     </w:p>
     <w:p>
@@ -125,38 +99,7 @@
         <w:ind w:left="850"/>
       </w:pPr>
       <w:r>
-        <w:t>undo 사용률 &gt;= 15% (의사결정 존재)</w:t>
-      </w:r>
-    </w:p>
-    <w:p>
-      <w:pPr>
-        <w:pStyle w:val="Heading3"/>
-      </w:pPr>
-      <w:r>
-        <w:t>Pillar 3: Bite-Sized Flow</w:t>
-      </w:r>
-    </w:p>
-    <w:p>
-      <w:r>
-        <w:t>한 판 30~90초. 지하철 한 정거장, 엘리베이터 대기 시간에 딱 맞는 분량. 짧지만 성취감 있는 플레이 단위로 세션을 채운다.</w:t>
-      </w:r>
-    </w:p>
-    <w:p>
-      <w:pPr>
-        <w:pStyle w:val="ListBullet"/>
-        <w:ind w:left="850"/>
-      </w:pPr>
-      <w:r>
-        <w:t>평균 레벨 클리어 시간 45~75초</w:t>
-      </w:r>
-    </w:p>
-    <w:p>
-      <w:pPr>
-        <w:pStyle w:val="ListBullet"/>
-        <w:ind w:left="850"/>
-      </w:pPr>
-      <w:r>
-        <w:t>일일 세션 수 &gt;= 3</w:t>
+        <w:t>보드를 깨끗이 비우는 정리의 만족감</w:t>
       </w:r>
     </w:p>
     <w:p>
@@ -164,7 +107,80 @@
         <w:pStyle w:val="Heading1"/>
       </w:pPr>
       <w:r>
-        <w:t>2. 타겟 유저</w:t>
+        <w:t>2. Design Pillars (5개)</w:t>
+      </w:r>
+    </w:p>
+    <w:p>
+      <w:pPr>
+        <w:pStyle w:val="Heading2"/>
+      </w:pPr>
+      <w:r>
+        <w:t>Pillar 1: 선택의 긴장감</w:t>
+      </w:r>
+    </w:p>
+    <w:p>
+      <w:r>
+        <w:t>어떤 색 보관함을 먼저 열지가 클리어 여부를 가른다. 탄창이 남은 보관함이 홀더로 돌아와 홀더가 꽉 차는 긴장감. 순서를 잘못 고르면 복귀 보관함으로 홀더가 넘치는 게임 오버.</w:t>
+      </w:r>
+    </w:p>
+    <w:p>
+      <w:pPr>
+        <w:pStyle w:val="Heading2"/>
+      </w:pPr>
+      <w:r>
+        <w:t>Pillar 2: 터뜨리는 쾌감 극대화</w:t>
+      </w:r>
+    </w:p>
+    <w:p>
+      <w:r>
+        <w:t>선택 후 풍선이 팡팡 터지는 순간의 시각(파편) + 청각(피치 상승) + 촉각(진동)에 모든 연출을 집중. Pixel Flow 대비 피드백 밀도가 이 게임의 핵심 자산.</w:t>
+      </w:r>
+    </w:p>
+    <w:p>
+      <w:pPr>
+        <w:pStyle w:val="Heading2"/>
+      </w:pPr>
+      <w:r>
+        <w:t>Pillar 3: 시각적 명확성</w:t>
+      </w:r>
+    </w:p>
+    <w:p>
+      <w:r>
+        <w:t>파스텔 단색 배경 위에 풍선과 다트만 존재. 불필요한 요소 없이 100% 시선 집중. 캐릭터화하지 않고 오브젝트 질감으로 승부.</w:t>
+      </w:r>
+    </w:p>
+    <w:p>
+      <w:pPr>
+        <w:pStyle w:val="Heading2"/>
+      </w:pPr>
+      <w:r>
+        <w:t>Pillar 4: 1초 이해</w:t>
+      </w:r>
+    </w:p>
+    <w:p>
+      <w:r>
+        <w:t>보관함 탭 → 레일 위에서 다트 발사 → 풍선 터짐. 별도 세계관 설명 없이 누구나 즉시 이해 가능한 구조.</w:t>
+      </w:r>
+    </w:p>
+    <w:p>
+      <w:pPr>
+        <w:pStyle w:val="Heading2"/>
+      </w:pPr>
+      <w:r>
+        <w:t>Pillar 5: 쏘는 쪽은 담백, 터지는 쪽은 과하게</w:t>
+      </w:r>
+    </w:p>
+    <w:p>
+      <w:r>
+        <w:t>다트와 보관함은 절제된 연출, 풍선 터지는 순간에 모든 연출 리소스를 집중. 유저 시선이 상단 풍선에 100% 가도록 유도.</w:t>
+      </w:r>
+    </w:p>
+    <w:p>
+      <w:pPr>
+        <w:pStyle w:val="Heading1"/>
+      </w:pPr>
+      <w:r>
+        <w:t>3. 타겟 유저</w:t>
       </w:r>
     </w:p>
     <w:tbl>
@@ -281,7 +297,7 @@
               <w:rPr>
                 <w:sz w:val="18"/>
               </w:rPr>
-              <w:t>25-45</w:t>
+              <w:t>25-34세, 35-44세 핵심층</w:t>
             </w:r>
           </w:p>
         </w:tc>
@@ -294,7 +310,7 @@
               <w:rPr>
                 <w:sz w:val="18"/>
               </w:rPr>
-              <w:t>여성 60% / 남성 40%</w:t>
+              <w:t>여성 70% / 남성 30%</w:t>
             </w:r>
           </w:p>
         </w:tc>
@@ -307,7 +323,7 @@
               <w:rPr>
                 <w:sz w:val="18"/>
               </w:rPr>
-              <w:t>출퇴근 등 자투리 시간에 캐주얼 퍼즐을 즐기는 모바일 유저</w:t>
+              <w:t>Pixel Flow 유저 프로필(여성 71%, 평균 32세)과 거의 일치. Oddly Satisfying/ASMR 감성의 차분하고 정돈된 경험을 선호.</w:t>
             </w:r>
           </w:p>
         </w:tc>
@@ -348,7 +364,7 @@
               <w:rPr>
                 <w:sz w:val="18"/>
               </w:rPr>
-              <w:t>성별 무관</w:t>
+              <w:t>-</w:t>
             </w:r>
           </w:p>
         </w:tc>
@@ -373,7 +389,175 @@
         <w:pStyle w:val="Heading1"/>
       </w:pPr>
       <w:r>
-        <w:t>3. 코어 루프</w:t>
+        <w:t>4. 코어 메커닉</w:t>
+      </w:r>
+    </w:p>
+    <w:p>
+      <w:r>
+        <w:rPr>
+          <w:b/>
+          <w:sz w:val="20"/>
+        </w:rPr>
+        <w:t xml:space="preserve">타입: </w:t>
+      </w:r>
+      <w:r>
+        <w:rPr>
+          <w:sz w:val="20"/>
+        </w:rPr>
+        <w:t>Pixel Flow의 검증된 큐 매니지먼트 메카닉</w:t>
+      </w:r>
+    </w:p>
+    <w:p>
+      <w:r>
+        <w:rPr>
+          <w:b/>
+          <w:sz w:val="20"/>
+        </w:rPr>
+        <w:t xml:space="preserve">타격 구조: </w:t>
+      </w:r>
+      <w:r>
+        <w:rPr>
+          <w:sz w:val="20"/>
+        </w:rPr>
+        <w:t>1:1 (다트 1개 → 풍선 1개 타격)</w:t>
+      </w:r>
+    </w:p>
+    <w:p>
+      <w:r>
+        <w:rPr>
+          <w:b/>
+          <w:sz w:val="20"/>
+        </w:rPr>
+        <w:t xml:space="preserve">레일 타입: </w:t>
+      </w:r>
+      <w:r>
+        <w:rPr>
+          <w:sz w:val="20"/>
+        </w:rPr>
+        <w:t>circular_loop (원형 루프 — 보관함이 한 바퀴 순회)</w:t>
+      </w:r>
+    </w:p>
+    <w:p>
+      <w:pPr>
+        <w:pStyle w:val="Heading2"/>
+      </w:pPr>
+      <w:r>
+        <w:t>플레이 플로우</w:t>
+      </w:r>
+    </w:p>
+    <w:p>
+      <w:pPr>
+        <w:pStyle w:val="ListBullet"/>
+        <w:ind w:left="850"/>
+      </w:pPr>
+      <w:r>
+        <w:t>Step 1: 유저가 홀더(5칸)에 대기 중인 색상 보관함을 터치합니다.</w:t>
+      </w:r>
+    </w:p>
+    <w:p>
+      <w:pPr>
+        <w:pStyle w:val="ListBullet"/>
+        <w:ind w:left="850"/>
+      </w:pPr>
+      <w:r>
+        <w:t>Step 2: 보관함이 레일(원형 루프) 위로 올라가 한 바퀴를 돌기 시작합니다.</w:t>
+      </w:r>
+    </w:p>
+    <w:p>
+      <w:pPr>
+        <w:pStyle w:val="ListBullet"/>
+        <w:ind w:left="850"/>
+      </w:pPr>
+      <w:r>
+        <w:t>Step 3: 레일을 따라 이동하며 동일 색상의 풍선을 만나면 다트를 발사합니다. 탄창 숫자(예: 8)만큼 다트가 톡톡톡 발사됩니다.</w:t>
+      </w:r>
+    </w:p>
+    <w:p>
+      <w:pPr>
+        <w:pStyle w:val="ListBullet"/>
+        <w:ind w:left="850"/>
+      </w:pPr>
+      <w:r>
+        <w:t>Step 4: 발사된 다트가 동일 색상의 풍선 1개에 순차적으로 1:1 타격합니다. 풍선에 닿는 즉시 팡 터져나갑니다.</w:t>
+      </w:r>
+    </w:p>
+    <w:p>
+      <w:pPr>
+        <w:pStyle w:val="ListBullet"/>
+        <w:ind w:left="850"/>
+      </w:pPr>
+      <w:r>
+        <w:t>Step 5: 레일 도중 탄창이 0이 되면 보관함이 즉시 레일에서 제거됩니다. 한 바퀴를 돌고도 탄창이 남아있으면 보관함은 홀더로 복귀하여 대기합니다.</w:t>
+      </w:r>
+    </w:p>
+    <w:p>
+      <w:pPr>
+        <w:pStyle w:val="ListBullet"/>
+        <w:ind w:left="850"/>
+      </w:pPr>
+      <w:r>
+        <w:t>Step 6: 빠른 리듬으로 풍선이 연쇄 터지는 속도감을 제공합니다.</w:t>
+      </w:r>
+    </w:p>
+    <w:p>
+      <w:pPr>
+        <w:pStyle w:val="Heading2"/>
+      </w:pPr>
+      <w:r>
+        <w:t>Pixel Flow 대비 차별점</w:t>
+      </w:r>
+    </w:p>
+    <w:p>
+      <w:r>
+        <w:rPr>
+          <w:b/>
+          <w:sz w:val="20"/>
+        </w:rPr>
+        <w:t xml:space="preserve">feedback: </w:t>
+      </w:r>
+      <w:r>
+        <w:rPr>
+          <w:sz w:val="20"/>
+        </w:rPr>
+        <w:t>풍선은 픽셀과 달리 터지는 순간 물(또는 반짝이) 파편이 튀고 소리가 나는 감각적 피드백이 발생.</w:t>
+      </w:r>
+    </w:p>
+    <w:p>
+      <w:r>
+        <w:rPr>
+          <w:b/>
+          <w:sz w:val="20"/>
+        </w:rPr>
+        <w:t xml:space="preserve">structure: </w:t>
+      </w:r>
+      <w:r>
+        <w:rPr>
+          <w:sz w:val="20"/>
+        </w:rPr>
+        <w:t>보관함이 레일(원형 루프)에 올라가 한 바퀴를 돌며 매칭 풍선에 다트를 발사하는 구조. 탄창이 남은 채로 한 바퀴를 돌면 홀더로 복귀하여 홀더 초과 실패 리스크가 발생. Pixel Flow의 큐 매니지먼트와 동일한 홀더 초과 실패 조건.</w:t>
+      </w:r>
+    </w:p>
+    <w:p>
+      <w:r>
+        <w:rPr>
+          <w:b/>
+          <w:sz w:val="20"/>
+        </w:rPr>
+        <w:t xml:space="preserve">prototype_risk: </w:t>
+      </w:r>
+      <w:r>
+        <w:rPr>
+          <w:sz w:val="20"/>
+        </w:rPr>
+        <w:t>"보관함 탭 → 다트 레일 배치 → 발사"의 추가 단계가 기대감이 될지 딜레이가 될지는 프로토타입에서 속도 튜닝을 통해 검증 필요.</w:t>
+      </w:r>
+    </w:p>
+    <w:p>
+      <w:pPr>
+        <w:pStyle w:val="Heading1"/>
+      </w:pPr>
+      <w:r>
+        <w:t>5. 코어 루프</w:t>
       </w:r>
     </w:p>
     <w:p>
@@ -386,7 +570,7 @@
     </w:p>
     <w:p>
       <w:r>
-        <w:t>[레벨 진입] → [레일 위 풍선 관찰] → [다트 색상 확인] → [탭하여 다트 발사] → [같은 색 풍선 명중 → POP!] → [인접 같은 색 연쇄 팝] → [새 풍선 유입] → [레일 비우기 = 클리어] or [레일 초과 = 실패] → [보상/별 획득] → [다음 레벨 or 재도전]</w:t>
+        <w:t>[레벨 진입] → [보드 위 풍선 관찰] → [홀더(5칸)에서 보관함 선택 (탭)] → [보관함이 레일(원형 루프)에 올라가 한 바퀴 돌며 매칭 풍선에 다트 발사] → [동일 색 풍선 1:1 타격 → 팡팡팡 연쇄 터짐] → [탄창 0=즉시 제거 / 탄창 남음=홀더 복귀 대기] → [보드 비우기 = 클리어] or [홀더 초과 = 실패] → [보상 획득] → [다음 레벨]</w:t>
       </w:r>
     </w:p>
     <w:p>
@@ -399,7 +583,35 @@
     </w:p>
     <w:p>
       <w:r>
-        <w:t>[레벨 진행] → [챕터 완료] → [신규 기믹 해금] → [부스터 획득/구매] → [더 어려운 레벨 도전] → [컬렉션 수집] → [시즌 이벤트 참여]</w:t>
+        <w:t>[레벨 진행] → [패키지 완료] → [신규 기믹 해금] → [부스터 활용] → [컬렉션 수집] → [시즌 이벤트 참여]</w:t>
+      </w:r>
+    </w:p>
+    <w:p>
+      <w:pPr>
+        <w:pStyle w:val="Heading2"/>
+      </w:pPr>
+      <w:r>
+        <w:t>실패 조건</w:t>
+      </w:r>
+    </w:p>
+    <w:p>
+      <w:r>
+        <w:rPr>
+          <w:b/>
+          <w:sz w:val="20"/>
+        </w:rPr>
+        <w:t xml:space="preserve">상태: </w:t>
+      </w:r>
+      <w:r>
+        <w:rPr>
+          <w:sz w:val="20"/>
+        </w:rPr>
+        <w:t>_CONFIRMED</w:t>
+      </w:r>
+    </w:p>
+    <w:p>
+      <w:r>
+        <w:t>홀더 초과. 홀더(5칸) 대기 보관함이 5개를 초과하면 실패. 탄창이 남은 보관함이 레일에서 홀더로 복귀하면 홀더가 채워지며, 이 복귀된 보관함으로 인해 홀더가 넘치는 것이 핵심 긴장감.</w:t>
       </w:r>
     </w:p>
     <w:p>
@@ -407,7 +619,12 @@
         <w:pStyle w:val="Heading1"/>
       </w:pPr>
       <w:r>
-        <w:t>4. 시스템 구성 (45개 시스템)</w:t>
+        <w:t>5-1. 기믹 (5종)</w:t>
+      </w:r>
+    </w:p>
+    <w:p>
+      <w:r>
+        <w:t>패키지 진행에 따라 순차 해금되는 5종 기믹. 코어 루프에 변주를 부여.</w:t>
       </w:r>
     </w:p>
     <w:tbl>
@@ -439,7 +656,26 @@
                 <w:color w:val="FFFFFF"/>
                 <w:sz w:val="18"/>
               </w:rPr>
-              <w:t>도메인</w:t>
+              <w:t>기믹</w:t>
+            </w:r>
+          </w:p>
+        </w:tc>
+        <w:tc>
+          <w:tcPr>
+            <w:tcW w:type="dxa" w:w="2160"/>
+            <w:shd w:val="clear" w:color="auto" w:fill="4472C4"/>
+          </w:tcPr>
+          <w:p>
+            <w:pPr>
+              <w:jc w:val="center"/>
+            </w:pPr>
+            <w:r>
+              <w:rPr>
+                <w:b/>
+                <w:color w:val="FFFFFF"/>
+                <w:sz w:val="18"/>
+              </w:rPr>
+              <w:t>해금</w:t>
             </w:r>
           </w:p>
         </w:tc>
@@ -477,13 +713,385 @@
                 <w:color w:val="FFFFFF"/>
                 <w:sz w:val="18"/>
               </w:rPr>
+              <w:t>난이도 레버</w:t>
+            </w:r>
+          </w:p>
+        </w:tc>
+      </w:tr>
+      <w:tr>
+        <w:tc>
+          <w:tcPr>
+            <w:tcW w:type="dxa" w:w="2160"/>
+          </w:tcPr>
+          <w:p>
+            <w:r>
+              <w:rPr>
+                <w:sz w:val="18"/>
+              </w:rPr>
+              <w:t>Hidden (숨겨진 풍선)</w:t>
+            </w:r>
+          </w:p>
+        </w:tc>
+        <w:tc>
+          <w:tcPr>
+            <w:tcW w:type="dxa" w:w="2160"/>
+          </w:tcPr>
+          <w:p>
+            <w:r>
+              <w:rPr>
+                <w:sz w:val="18"/>
+              </w:rPr>
+              <w:t>PKG1 Lv.11</w:t>
+            </w:r>
+          </w:p>
+        </w:tc>
+        <w:tc>
+          <w:tcPr>
+            <w:tcW w:type="dxa" w:w="2160"/>
+          </w:tcPr>
+          <w:p>
+            <w:r>
+              <w:rPr>
+                <w:sz w:val="18"/>
+              </w:rPr>
+              <w:t>풍선이 보드 위에 숨겨져 있어 보이지 않음. 주변 풍선을 터뜨리면 드러남.</w:t>
+            </w:r>
+          </w:p>
+        </w:tc>
+        <w:tc>
+          <w:tcPr>
+            <w:tcW w:type="dxa" w:w="2160"/>
+          </w:tcPr>
+          <w:p>
+            <w:r>
+              <w:rPr>
+                <w:sz w:val="18"/>
+              </w:rPr>
+              <w:t>숨김 풍선 비율, 숨김 풍선 위치</w:t>
+            </w:r>
+          </w:p>
+        </w:tc>
+      </w:tr>
+      <w:tr>
+        <w:tc>
+          <w:tcPr>
+            <w:tcW w:type="dxa" w:w="2160"/>
+          </w:tcPr>
+          <w:p>
+            <w:r>
+              <w:rPr>
+                <w:sz w:val="18"/>
+              </w:rPr>
+              <w:t>Spawner 투명 (Spawner_T)</w:t>
+            </w:r>
+          </w:p>
+        </w:tc>
+        <w:tc>
+          <w:tcPr>
+            <w:tcW w:type="dxa" w:w="2160"/>
+          </w:tcPr>
+          <w:p>
+            <w:r>
+              <w:rPr>
+                <w:sz w:val="18"/>
+              </w:rPr>
+              <w:t>PKG2 Lv.21</w:t>
+            </w:r>
+          </w:p>
+        </w:tc>
+        <w:tc>
+          <w:tcPr>
+            <w:tcW w:type="dxa" w:w="2160"/>
+          </w:tcPr>
+          <w:p>
+            <w:r>
+              <w:rPr>
+                <w:sz w:val="18"/>
+              </w:rPr>
+              <w:t>투명 Spawner가 레일 순회 중 새 풍선을 보드에 추가. Spawner 자체는 보이지 않음.</w:t>
+            </w:r>
+          </w:p>
+        </w:tc>
+        <w:tc>
+          <w:tcPr>
+            <w:tcW w:type="dxa" w:w="2160"/>
+          </w:tcPr>
+          <w:p>
+            <w:r>
+              <w:rPr>
+                <w:sz w:val="18"/>
+              </w:rPr>
+              <w:t>Spawner 수, Spawn 간격, Spawn 색상</w:t>
+            </w:r>
+          </w:p>
+        </w:tc>
+      </w:tr>
+      <w:tr>
+        <w:tc>
+          <w:tcPr>
+            <w:tcW w:type="dxa" w:w="2160"/>
+          </w:tcPr>
+          <w:p>
+            <w:r>
+              <w:rPr>
+                <w:sz w:val="18"/>
+              </w:rPr>
+              <w:t>Spawner 불투명 (Spawner_O)</w:t>
+            </w:r>
+          </w:p>
+        </w:tc>
+        <w:tc>
+          <w:tcPr>
+            <w:tcW w:type="dxa" w:w="2160"/>
+          </w:tcPr>
+          <w:p>
+            <w:r>
+              <w:rPr>
+                <w:sz w:val="18"/>
+              </w:rPr>
+              <w:t>PKG2 Lv.31</w:t>
+            </w:r>
+          </w:p>
+        </w:tc>
+        <w:tc>
+          <w:tcPr>
+            <w:tcW w:type="dxa" w:w="2160"/>
+          </w:tcPr>
+          <w:p>
+            <w:r>
+              <w:rPr>
+                <w:sz w:val="18"/>
+              </w:rPr>
+              <w:t>불투명 Spawner가 보드 위에 보이며, 레일 순회 중 새 풍선을 추가.</w:t>
+            </w:r>
+          </w:p>
+        </w:tc>
+        <w:tc>
+          <w:tcPr>
+            <w:tcW w:type="dxa" w:w="2160"/>
+          </w:tcPr>
+          <w:p>
+            <w:r>
+              <w:rPr>
+                <w:sz w:val="18"/>
+              </w:rPr>
+              <w:t>Spawner 수, Spawn 간격, Spawn 색상</w:t>
+            </w:r>
+          </w:p>
+        </w:tc>
+      </w:tr>
+      <w:tr>
+        <w:tc>
+          <w:tcPr>
+            <w:tcW w:type="dxa" w:w="2160"/>
+          </w:tcPr>
+          <w:p>
+            <w:r>
+              <w:rPr>
+                <w:sz w:val="18"/>
+              </w:rPr>
+              <w:t>Big Object</w:t>
+            </w:r>
+          </w:p>
+        </w:tc>
+        <w:tc>
+          <w:tcPr>
+            <w:tcW w:type="dxa" w:w="2160"/>
+          </w:tcPr>
+          <w:p>
+            <w:r>
+              <w:rPr>
+                <w:sz w:val="18"/>
+              </w:rPr>
+              <w:t>PKG3 Lv.41</w:t>
+            </w:r>
+          </w:p>
+        </w:tc>
+        <w:tc>
+          <w:tcPr>
+            <w:tcW w:type="dxa" w:w="2160"/>
+          </w:tcPr>
+          <w:p>
+            <w:r>
+              <w:rPr>
+                <w:sz w:val="18"/>
+              </w:rPr>
+              <w:t>1x1보다 큰 오브젝트. 생명력(lifePoints) 보유, 여러 번 타격해야 제거.</w:t>
+            </w:r>
+          </w:p>
+        </w:tc>
+        <w:tc>
+          <w:tcPr>
+            <w:tcW w:type="dxa" w:w="2160"/>
+          </w:tcPr>
+          <w:p>
+            <w:r>
+              <w:rPr>
+                <w:sz w:val="18"/>
+              </w:rPr>
+              <w:t>lifePoints, 크기, 배치 위치</w:t>
+            </w:r>
+          </w:p>
+        </w:tc>
+      </w:tr>
+      <w:tr>
+        <w:tc>
+          <w:tcPr>
+            <w:tcW w:type="dxa" w:w="2160"/>
+          </w:tcPr>
+          <w:p>
+            <w:r>
+              <w:rPr>
+                <w:sz w:val="18"/>
+              </w:rPr>
+              <w:t>Chain (연결 풍선)</w:t>
+            </w:r>
+          </w:p>
+        </w:tc>
+        <w:tc>
+          <w:tcPr>
+            <w:tcW w:type="dxa" w:w="2160"/>
+          </w:tcPr>
+          <w:p>
+            <w:r>
+              <w:rPr>
+                <w:sz w:val="18"/>
+              </w:rPr>
+              <w:t>PKG4 Lv.61</w:t>
+            </w:r>
+          </w:p>
+        </w:tc>
+        <w:tc>
+          <w:tcPr>
+            <w:tcW w:type="dxa" w:w="2160"/>
+          </w:tcPr>
+          <w:p>
+            <w:r>
+              <w:rPr>
+                <w:sz w:val="18"/>
+              </w:rPr>
+              <w:t>2개 이상의 풍선이 연결. A 풍선 제거 후 B 풍선 해방. 원형 루프 특성: A 보관함 한 바퀴 → B 보관함 한 바퀴 → 각각 탄창 남으면 홀더 복귀. 동시에 2슬롯 소모 리스크.</w:t>
+            </w:r>
+          </w:p>
+        </w:tc>
+        <w:tc>
+          <w:tcPr>
+            <w:tcW w:type="dxa" w:w="2160"/>
+          </w:tcPr>
+          <w:p>
+            <w:r>
+              <w:rPr>
+                <w:sz w:val="18"/>
+              </w:rPr>
+              <w:t>체인 길이, 연결 색상 조합, 연결 위치</w:t>
+            </w:r>
+          </w:p>
+        </w:tc>
+      </w:tr>
+    </w:tbl>
+    <w:p/>
+    <w:p>
+      <w:pPr>
+        <w:pStyle w:val="Heading1"/>
+      </w:pPr>
+      <w:r>
+        <w:t>6. 시스템 구성</w:t>
+      </w:r>
+    </w:p>
+    <w:tbl>
+      <w:tblPr>
+        <w:tblStyle w:val="TableGrid"/>
+        <w:tblW w:type="auto" w:w="0"/>
+        <w:jc w:val="center"/>
+        <w:tblLook w:firstColumn="1" w:firstRow="1" w:lastColumn="0" w:lastRow="0" w:noHBand="0" w:noVBand="1" w:val="04A0"/>
+      </w:tblPr>
+      <w:tblGrid>
+        <w:gridCol w:w="1728"/>
+        <w:gridCol w:w="1728"/>
+        <w:gridCol w:w="1728"/>
+        <w:gridCol w:w="1728"/>
+        <w:gridCol w:w="1728"/>
+      </w:tblGrid>
+      <w:tr>
+        <w:tc>
+          <w:tcPr>
+            <w:tcW w:type="dxa" w:w="1728"/>
+            <w:shd w:val="clear" w:color="auto" w:fill="4472C4"/>
+          </w:tcPr>
+          <w:p>
+            <w:pPr>
+              <w:jc w:val="center"/>
+            </w:pPr>
+            <w:r>
+              <w:rPr>
+                <w:b/>
+                <w:color w:val="FFFFFF"/>
+                <w:sz w:val="18"/>
+              </w:rPr>
+              <w:t>도메인</w:t>
+            </w:r>
+          </w:p>
+        </w:tc>
+        <w:tc>
+          <w:tcPr>
+            <w:tcW w:type="dxa" w:w="1728"/>
+            <w:shd w:val="clear" w:color="auto" w:fill="4472C4"/>
+          </w:tcPr>
+          <w:p>
+            <w:pPr>
+              <w:jc w:val="center"/>
+            </w:pPr>
+            <w:r>
+              <w:rPr>
+                <w:b/>
+                <w:color w:val="FFFFFF"/>
+                <w:sz w:val="18"/>
+              </w:rPr>
+              <w:t>상태</w:t>
+            </w:r>
+          </w:p>
+        </w:tc>
+        <w:tc>
+          <w:tcPr>
+            <w:tcW w:type="dxa" w:w="1728"/>
+            <w:shd w:val="clear" w:color="auto" w:fill="4472C4"/>
+          </w:tcPr>
+          <w:p>
+            <w:pPr>
+              <w:jc w:val="center"/>
+            </w:pPr>
+            <w:r>
+              <w:rPr>
+                <w:b/>
+                <w:color w:val="FFFFFF"/>
+                <w:sz w:val="18"/>
+              </w:rPr>
+              <w:t>설명</w:t>
+            </w:r>
+          </w:p>
+        </w:tc>
+        <w:tc>
+          <w:tcPr>
+            <w:tcW w:type="dxa" w:w="1728"/>
+            <w:shd w:val="clear" w:color="auto" w:fill="4472C4"/>
+          </w:tcPr>
+          <w:p>
+            <w:pPr>
+              <w:jc w:val="center"/>
+            </w:pPr>
+            <w:r>
+              <w:rPr>
+                <w:b/>
+                <w:color w:val="FFFFFF"/>
+                <w:sz w:val="18"/>
+              </w:rPr>
               <w:t>수</w:t>
             </w:r>
           </w:p>
         </w:tc>
         <w:tc>
           <w:tcPr>
-            <w:tcW w:type="dxa" w:w="2160"/>
+            <w:tcW w:type="dxa" w:w="1728"/>
             <w:shd w:val="clear" w:color="auto" w:fill="4472C4"/>
           </w:tcPr>
           <w:p>
@@ -504,7 +1112,7 @@
       <w:tr>
         <w:tc>
           <w:tcPr>
-            <w:tcW w:type="dxa" w:w="2160"/>
+            <w:tcW w:type="dxa" w:w="1728"/>
           </w:tcPr>
           <w:p>
             <w:r>
@@ -517,20 +1125,33 @@
         </w:tc>
         <w:tc>
           <w:tcPr>
-            <w:tcW w:type="dxa" w:w="2160"/>
+            <w:tcW w:type="dxa" w:w="1728"/>
           </w:tcPr>
           <w:p>
             <w:r>
               <w:rPr>
                 <w:sz w:val="18"/>
               </w:rPr>
-              <w:t>코어 메커닉 — 레일, 풍선, 다트, 팝, 콤보, 점수</w:t>
+              <w:t>confirmed</w:t>
             </w:r>
           </w:p>
         </w:tc>
         <w:tc>
           <w:tcPr>
-            <w:tcW w:type="dxa" w:w="2160"/>
+            <w:tcW w:type="dxa" w:w="1728"/>
+          </w:tcPr>
+          <w:p>
+            <w:r>
+              <w:rPr>
+                <w:sz w:val="18"/>
+              </w:rPr>
+              <w:t>코어 메커닉 — 보관함, 다트, 레일, 풍선, 보드, 팝, 점수</w:t>
+            </w:r>
+          </w:p>
+        </w:tc>
+        <w:tc>
+          <w:tcPr>
+            <w:tcW w:type="dxa" w:w="1728"/>
           </w:tcPr>
           <w:p>
             <w:r>
@@ -543,14 +1164,14 @@
         </w:tc>
         <w:tc>
           <w:tcPr>
-            <w:tcW w:type="dxa" w:w="2160"/>
+            <w:tcW w:type="dxa" w:w="1728"/>
           </w:tcPr>
           <w:p>
             <w:r>
               <w:rPr>
                 <w:sz w:val="18"/>
               </w:rPr>
-              <w:t>RailManager, BalloonController, DartManager, PopProcessor, ComboCalculator, ScoreManager, InputHandler, BoardStateManager</w:t>
+              <w:t>HolderManager, DartManager, RailManager, BalloonController, BoardStateManager, PopProcessor, ScoreManager, InputHandler</w:t>
             </w:r>
           </w:p>
         </w:tc>
@@ -558,7 +1179,7 @@
       <w:tr>
         <w:tc>
           <w:tcPr>
-            <w:tcW w:type="dxa" w:w="2160"/>
+            <w:tcW w:type="dxa" w:w="1728"/>
           </w:tcPr>
           <w:p>
             <w:r>
@@ -571,20 +1192,33 @@
         </w:tc>
         <w:tc>
           <w:tcPr>
-            <w:tcW w:type="dxa" w:w="2160"/>
+            <w:tcW w:type="dxa" w:w="1728"/>
           </w:tcPr>
           <w:p>
             <w:r>
               <w:rPr>
                 <w:sz w:val="18"/>
               </w:rPr>
-              <w:t>레벨 디자인 — 200레벨, 10챕터, 기믹 스케줄</w:t>
+              <w:t>confirmed</w:t>
             </w:r>
           </w:p>
         </w:tc>
         <w:tc>
           <w:tcPr>
-            <w:tcW w:type="dxa" w:w="2160"/>
+            <w:tcW w:type="dxa" w:w="1728"/>
+          </w:tcPr>
+          <w:p>
+            <w:r>
+              <w:rPr>
+                <w:sz w:val="18"/>
+              </w:rPr>
+              <w:t>100레벨, 5패키지, Beat Chart 기반 레벨 디자인</w:t>
+            </w:r>
+          </w:p>
+        </w:tc>
+        <w:tc>
+          <w:tcPr>
+            <w:tcW w:type="dxa" w:w="1728"/>
           </w:tcPr>
           <w:p>
             <w:r>
@@ -597,14 +1231,14 @@
         </w:tc>
         <w:tc>
           <w:tcPr>
-            <w:tcW w:type="dxa" w:w="2160"/>
+            <w:tcW w:type="dxa" w:w="1728"/>
           </w:tcPr>
           <w:p>
             <w:r>
               <w:rPr>
                 <w:sz w:val="18"/>
               </w:rPr>
-              <w:t>LevelManager, LevelDataProvider, ChapterManager, GimmickManager, TutorialController</w:t>
+              <w:t>LevelManager, LevelDataProvider, PackageManager, GimmickManager, TutorialController</w:t>
             </w:r>
           </w:p>
         </w:tc>
@@ -612,7 +1246,7 @@
       <w:tr>
         <w:tc>
           <w:tcPr>
-            <w:tcW w:type="dxa" w:w="2160"/>
+            <w:tcW w:type="dxa" w:w="1728"/>
           </w:tcPr>
           <w:p>
             <w:r>
@@ -625,7 +1259,20 @@
         </w:tc>
         <w:tc>
           <w:tcPr>
-            <w:tcW w:type="dxa" w:w="2160"/>
+            <w:tcW w:type="dxa" w:w="1728"/>
+          </w:tcPr>
+          <w:p>
+            <w:r>
+              <w:rPr>
+                <w:sz w:val="18"/>
+              </w:rPr>
+              <w:t>confirmed</w:t>
+            </w:r>
+          </w:p>
+        </w:tc>
+        <w:tc>
+          <w:tcPr>
+            <w:tcW w:type="dxa" w:w="1728"/>
           </w:tcPr>
           <w:p>
             <w:r>
@@ -638,7 +1285,7 @@
         </w:tc>
         <w:tc>
           <w:tcPr>
-            <w:tcW w:type="dxa" w:w="2160"/>
+            <w:tcW w:type="dxa" w:w="1728"/>
           </w:tcPr>
           <w:p>
             <w:r>
@@ -651,7 +1298,7 @@
         </w:tc>
         <w:tc>
           <w:tcPr>
-            <w:tcW w:type="dxa" w:w="2160"/>
+            <w:tcW w:type="dxa" w:w="1728"/>
           </w:tcPr>
           <w:p>
             <w:r>
@@ -666,7 +1313,7 @@
       <w:tr>
         <w:tc>
           <w:tcPr>
-            <w:tcW w:type="dxa" w:w="2160"/>
+            <w:tcW w:type="dxa" w:w="1728"/>
           </w:tcPr>
           <w:p>
             <w:r>
@@ -679,20 +1326,167 @@
         </w:tc>
         <w:tc>
           <w:tcPr>
-            <w:tcW w:type="dxa" w:w="2160"/>
+            <w:tcW w:type="dxa" w:w="1728"/>
           </w:tcPr>
           <w:p>
             <w:r>
               <w:rPr>
                 <w:sz w:val="18"/>
               </w:rPr>
-              <w:t>라이프, 부스터, 재화 관리</w:t>
+              <w:t>confirmed</w:t>
             </w:r>
           </w:p>
         </w:tc>
         <w:tc>
           <w:tcPr>
-            <w:tcW w:type="dxa" w:w="2160"/>
+            <w:tcW w:type="dxa" w:w="1728"/>
+          </w:tcPr>
+          <w:p>
+            <w:r>
+              <w:rPr>
+                <w:sz w:val="18"/>
+              </w:rPr>
+              <w:t>라이프, 부스터 4종, 컨티뉴, 코인 경제, 상점, 광고, 데일리 보상 (1.0 범위)</w:t>
+            </w:r>
+          </w:p>
+        </w:tc>
+        <w:tc>
+          <w:tcPr>
+            <w:tcW w:type="dxa" w:w="1728"/>
+          </w:tcPr>
+          <w:p>
+            <w:r>
+              <w:rPr>
+                <w:sz w:val="18"/>
+              </w:rPr>
+              <w:t>8</w:t>
+            </w:r>
+          </w:p>
+        </w:tc>
+        <w:tc>
+          <w:tcPr>
+            <w:tcW w:type="dxa" w:w="1728"/>
+          </w:tcPr>
+          <w:p>
+            <w:r>
+              <w:rPr>
+                <w:sz w:val="18"/>
+              </w:rPr>
+              <w:t>LifeManager, BoosterManager, CurrencyManager, ContinueHandler, ShopManager, DailyRewardManager, AdManager, OfferManager</w:t>
+            </w:r>
+          </w:p>
+        </w:tc>
+      </w:tr>
+      <w:tr>
+        <w:tc>
+          <w:tcPr>
+            <w:tcW w:type="dxa" w:w="1728"/>
+          </w:tcPr>
+          <w:p>
+            <w:r>
+              <w:rPr>
+                <w:sz w:val="18"/>
+              </w:rPr>
+              <w:t>BM</w:t>
+            </w:r>
+          </w:p>
+        </w:tc>
+        <w:tc>
+          <w:tcPr>
+            <w:tcW w:type="dxa" w:w="1728"/>
+          </w:tcPr>
+          <w:p>
+            <w:r>
+              <w:rPr>
+                <w:sz w:val="18"/>
+              </w:rPr>
+              <w:t>confirmed</w:t>
+            </w:r>
+          </w:p>
+        </w:tc>
+        <w:tc>
+          <w:tcPr>
+            <w:tcW w:type="dxa" w:w="1728"/>
+          </w:tcPr>
+          <w:p>
+            <w:r>
+              <w:rPr>
+                <w:sz w:val="18"/>
+              </w:rPr>
+              <w:t>IAP(코인팩/번들/스타터팩/광고제거) + 광고(보상형/전면) 확정 (1.0 범위). 시즌패스는 _DEFERRED</w:t>
+            </w:r>
+          </w:p>
+        </w:tc>
+        <w:tc>
+          <w:tcPr>
+            <w:tcW w:type="dxa" w:w="1728"/>
+          </w:tcPr>
+          <w:p>
+            <w:r>
+              <w:rPr>
+                <w:sz w:val="18"/>
+              </w:rPr>
+              <w:t>3</w:t>
+            </w:r>
+          </w:p>
+        </w:tc>
+        <w:tc>
+          <w:tcPr>
+            <w:tcW w:type="dxa" w:w="1728"/>
+          </w:tcPr>
+          <w:p>
+            <w:r>
+              <w:rPr>
+                <w:sz w:val="18"/>
+              </w:rPr>
+              <w:t>IAPManager, AdManager, OfferManager</w:t>
+            </w:r>
+          </w:p>
+        </w:tc>
+      </w:tr>
+      <w:tr>
+        <w:tc>
+          <w:tcPr>
+            <w:tcW w:type="dxa" w:w="1728"/>
+          </w:tcPr>
+          <w:p>
+            <w:r>
+              <w:rPr>
+                <w:sz w:val="18"/>
+              </w:rPr>
+              <w:t>UX</w:t>
+            </w:r>
+          </w:p>
+        </w:tc>
+        <w:tc>
+          <w:tcPr>
+            <w:tcW w:type="dxa" w:w="1728"/>
+          </w:tcPr>
+          <w:p>
+            <w:r>
+              <w:rPr>
+                <w:sz w:val="18"/>
+              </w:rPr>
+              <w:t>confirmed</w:t>
+            </w:r>
+          </w:p>
+        </w:tc>
+        <w:tc>
+          <w:tcPr>
+            <w:tcW w:type="dxa" w:w="1728"/>
+          </w:tcPr>
+          <w:p>
+            <w:r>
+              <w:rPr>
+                <w:sz w:val="18"/>
+              </w:rPr>
+              <w:t>유저 동선 — FTUE, HUD, 팝업, 피드백(비대칭 원칙)</w:t>
+            </w:r>
+          </w:p>
+        </w:tc>
+        <w:tc>
+          <w:tcPr>
+            <w:tcW w:type="dxa" w:w="1728"/>
           </w:tcPr>
           <w:p>
             <w:r>
@@ -705,115 +1499,7 @@
         </w:tc>
         <w:tc>
           <w:tcPr>
-            <w:tcW w:type="dxa" w:w="2160"/>
-          </w:tcPr>
-          <w:p>
-            <w:r>
-              <w:rPr>
-                <w:sz w:val="18"/>
-              </w:rPr>
-              <w:t>LifeManager, BoosterManager, CurrencyManager, ShopManager, DailyRewardManager, ContinueHandler</w:t>
-            </w:r>
-          </w:p>
-        </w:tc>
-      </w:tr>
-      <w:tr>
-        <w:tc>
-          <w:tcPr>
-            <w:tcW w:type="dxa" w:w="2160"/>
-          </w:tcPr>
-          <w:p>
-            <w:r>
-              <w:rPr>
-                <w:sz w:val="18"/>
-              </w:rPr>
-              <w:t>BM</w:t>
-            </w:r>
-          </w:p>
-        </w:tc>
-        <w:tc>
-          <w:tcPr>
-            <w:tcW w:type="dxa" w:w="2160"/>
-          </w:tcPr>
-          <w:p>
-            <w:r>
-              <w:rPr>
-                <w:sz w:val="18"/>
-              </w:rPr>
-              <w:t>수익화 — IAP, 광고, 시즌패스, 피기뱅크</w:t>
-            </w:r>
-          </w:p>
-        </w:tc>
-        <w:tc>
-          <w:tcPr>
-            <w:tcW w:type="dxa" w:w="2160"/>
-          </w:tcPr>
-          <w:p>
-            <w:r>
-              <w:rPr>
-                <w:sz w:val="18"/>
-              </w:rPr>
-              <w:t>5</w:t>
-            </w:r>
-          </w:p>
-        </w:tc>
-        <w:tc>
-          <w:tcPr>
-            <w:tcW w:type="dxa" w:w="2160"/>
-          </w:tcPr>
-          <w:p>
-            <w:r>
-              <w:rPr>
-                <w:sz w:val="18"/>
-              </w:rPr>
-              <w:t>IAPManager, AdManager, OfferManager, PiggyBankManager, SeasonPassManager</w:t>
-            </w:r>
-          </w:p>
-        </w:tc>
-      </w:tr>
-      <w:tr>
-        <w:tc>
-          <w:tcPr>
-            <w:tcW w:type="dxa" w:w="2160"/>
-          </w:tcPr>
-          <w:p>
-            <w:r>
-              <w:rPr>
-                <w:sz w:val="18"/>
-              </w:rPr>
-              <w:t>UX</w:t>
-            </w:r>
-          </w:p>
-        </w:tc>
-        <w:tc>
-          <w:tcPr>
-            <w:tcW w:type="dxa" w:w="2160"/>
-          </w:tcPr>
-          <w:p>
-            <w:r>
-              <w:rPr>
-                <w:sz w:val="18"/>
-              </w:rPr>
-              <w:t>유저 동선 — FTUE, HUD, 팝업, 피드백</w:t>
-            </w:r>
-          </w:p>
-        </w:tc>
-        <w:tc>
-          <w:tcPr>
-            <w:tcW w:type="dxa" w:w="2160"/>
-          </w:tcPr>
-          <w:p>
-            <w:r>
-              <w:rPr>
-                <w:sz w:val="18"/>
-              </w:rPr>
-              <w:t>6</w:t>
-            </w:r>
-          </w:p>
-        </w:tc>
-        <w:tc>
-          <w:tcPr>
-            <w:tcW w:type="dxa" w:w="2160"/>
+            <w:tcW w:type="dxa" w:w="1728"/>
           </w:tcPr>
           <w:p>
             <w:r>
@@ -828,7 +1514,7 @@
       <w:tr>
         <w:tc>
           <w:tcPr>
-            <w:tcW w:type="dxa" w:w="2160"/>
+            <w:tcW w:type="dxa" w:w="1728"/>
           </w:tcPr>
           <w:p>
             <w:r>
@@ -841,40 +1527,52 @@
         </w:tc>
         <w:tc>
           <w:tcPr>
-            <w:tcW w:type="dxa" w:w="2160"/>
+            <w:tcW w:type="dxa" w:w="1728"/>
           </w:tcPr>
           <w:p>
             <w:r>
               <w:rPr>
                 <w:sz w:val="18"/>
               </w:rPr>
-              <w:t>장기 동기 — 도감, 스킨, 스타, 도전과제</w:t>
+              <w:t>_DEFERRED</w:t>
             </w:r>
           </w:p>
         </w:tc>
         <w:tc>
           <w:tcPr>
-            <w:tcW w:type="dxa" w:w="2160"/>
+            <w:tcW w:type="dxa" w:w="1728"/>
           </w:tcPr>
           <w:p>
             <w:r>
               <w:rPr>
                 <w:sz w:val="18"/>
               </w:rPr>
-              <w:t>4</w:t>
+              <w:t>컬렉션, 꾸미기 등 — 리텐션 데이터 기반 도입 여부 검토</w:t>
             </w:r>
           </w:p>
         </w:tc>
         <w:tc>
           <w:tcPr>
-            <w:tcW w:type="dxa" w:w="2160"/>
+            <w:tcW w:type="dxa" w:w="1728"/>
           </w:tcPr>
           <w:p>
             <w:r>
               <w:rPr>
                 <w:sz w:val="18"/>
               </w:rPr>
-              <w:t>CollectionManager, SkinManager, StarManager, AchievementManager</w:t>
+              <w:t>0</w:t>
+            </w:r>
+          </w:p>
+        </w:tc>
+        <w:tc>
+          <w:tcPr>
+            <w:tcW w:type="dxa" w:w="1728"/>
+          </w:tcPr>
+          <w:p>
+            <w:r>
+              <w:rPr>
+                <w:sz w:val="18"/>
+              </w:rPr>
             </w:r>
           </w:p>
         </w:tc>
@@ -882,7 +1580,7 @@
       <w:tr>
         <w:tc>
           <w:tcPr>
-            <w:tcW w:type="dxa" w:w="2160"/>
+            <w:tcW w:type="dxa" w:w="1728"/>
           </w:tcPr>
           <w:p>
             <w:r>
@@ -895,40 +1593,52 @@
         </w:tc>
         <w:tc>
           <w:tcPr>
-            <w:tcW w:type="dxa" w:w="2160"/>
+            <w:tcW w:type="dxa" w:w="1728"/>
           </w:tcPr>
           <w:p>
             <w:r>
               <w:rPr>
                 <w:sz w:val="18"/>
               </w:rPr>
-              <w:t>소셜 — 리더보드, 친구/선물</w:t>
+              <w:t>_DEFERRED</w:t>
             </w:r>
           </w:p>
         </w:tc>
         <w:tc>
           <w:tcPr>
-            <w:tcW w:type="dxa" w:w="2160"/>
+            <w:tcW w:type="dxa" w:w="1728"/>
           </w:tcPr>
           <w:p>
             <w:r>
               <w:rPr>
                 <w:sz w:val="18"/>
               </w:rPr>
-              <w:t>2</w:t>
+              <w:t>소프트런칭 후 데이터 기반 검토</w:t>
             </w:r>
           </w:p>
         </w:tc>
         <w:tc>
           <w:tcPr>
-            <w:tcW w:type="dxa" w:w="2160"/>
+            <w:tcW w:type="dxa" w:w="1728"/>
           </w:tcPr>
           <w:p>
             <w:r>
               <w:rPr>
                 <w:sz w:val="18"/>
               </w:rPr>
-              <w:t>LeaderboardManager, FriendManager</w:t>
+              <w:t>0</w:t>
+            </w:r>
+          </w:p>
+        </w:tc>
+        <w:tc>
+          <w:tcPr>
+            <w:tcW w:type="dxa" w:w="1728"/>
+          </w:tcPr>
+          <w:p>
+            <w:r>
+              <w:rPr>
+                <w:sz w:val="18"/>
+              </w:rPr>
             </w:r>
           </w:p>
         </w:tc>
@@ -936,7 +1646,7 @@
       <w:tr>
         <w:tc>
           <w:tcPr>
-            <w:tcW w:type="dxa" w:w="2160"/>
+            <w:tcW w:type="dxa" w:w="1728"/>
           </w:tcPr>
           <w:p>
             <w:r>
@@ -949,40 +1659,52 @@
         </w:tc>
         <w:tc>
           <w:tcPr>
-            <w:tcW w:type="dxa" w:w="2160"/>
+            <w:tcW w:type="dxa" w:w="1728"/>
           </w:tcPr>
           <w:p>
             <w:r>
               <w:rPr>
                 <w:sz w:val="18"/>
               </w:rPr>
-              <w:t>라이브 운영 — 이벤트, 퀘스트, 시즌, AB테스트</w:t>
+              <w:t>_DEFERRED</w:t>
             </w:r>
           </w:p>
         </w:tc>
         <w:tc>
           <w:tcPr>
-            <w:tcW w:type="dxa" w:w="2160"/>
+            <w:tcW w:type="dxa" w:w="1728"/>
           </w:tcPr>
           <w:p>
             <w:r>
               <w:rPr>
                 <w:sz w:val="18"/>
               </w:rPr>
-              <w:t>6</w:t>
+              <w:t>시즌 운영, 데일리 챌린지, 연승 보너스 — 컨셉 확정이나 BM/LiveOps 디렉션 완료 후 구현</w:t>
             </w:r>
           </w:p>
         </w:tc>
         <w:tc>
           <w:tcPr>
-            <w:tcW w:type="dxa" w:w="2160"/>
+            <w:tcW w:type="dxa" w:w="1728"/>
           </w:tcPr>
           <w:p>
             <w:r>
               <w:rPr>
                 <w:sz w:val="18"/>
               </w:rPr>
-              <w:t>EventManager, QuestManager, SeasonManager, NotificationManager, ABTestManager, RemoteConfigService</w:t>
+              <w:t>0</w:t>
+            </w:r>
+          </w:p>
+        </w:tc>
+        <w:tc>
+          <w:tcPr>
+            <w:tcW w:type="dxa" w:w="1728"/>
+          </w:tcPr>
+          <w:p>
+            <w:r>
+              <w:rPr>
+                <w:sz w:val="18"/>
+              </w:rPr>
             </w:r>
           </w:p>
         </w:tc>
@@ -990,11 +1712,26 @@
     </w:tbl>
     <w:p/>
     <w:p>
+      <w:r>
+        <w:rPr>
+          <w:b/>
+          <w:sz w:val="20"/>
+        </w:rPr>
+        <w:t xml:space="preserve">총 확정 시스템: </w:t>
+      </w:r>
+      <w:r>
+        <w:rPr>
+          <w:sz w:val="20"/>
+        </w:rPr>
+        <w:t>33</w:t>
+      </w:r>
+    </w:p>
+    <w:p>
       <w:pPr>
         <w:pStyle w:val="Heading1"/>
       </w:pPr>
       <w:r>
-        <w:t>5. 아트 디렉션</w:t>
+        <w:t>7. 아트 디렉션</w:t>
       </w:r>
     </w:p>
     <w:p>
@@ -1009,7 +1746,7 @@
         <w:rPr>
           <w:sz w:val="20"/>
         </w:rPr>
-        <w:t>Flat 2D + 부드러운 파스텔 톤</w:t>
+        <w:t>깔끔하고 찰진 3D 하이퍼 캐주얼 스타일</w:t>
       </w:r>
     </w:p>
     <w:p>
@@ -1018,13 +1755,13 @@
           <w:b/>
           <w:sz w:val="20"/>
         </w:rPr>
-        <w:t xml:space="preserve">컬러 팔레트: </w:t>
+        <w:t xml:space="preserve">방향: </w:t>
       </w:r>
       <w:r>
         <w:rPr>
           <w:sz w:val="20"/>
         </w:rPr>
-        <w:t>파스텔 레드, 블루, 그린, 옐로, 핑크, 퍼플, 오렌지, 스카이</w:t>
+        <w:t>캐릭터화하지 않고 오브젝트 자체의 질감과 색감으로 승부. Yarn Loop처럼 차분하고 정돈된 미감을 지향.</w:t>
       </w:r>
     </w:p>
     <w:p>
@@ -1039,7 +1776,22 @@
         <w:rPr>
           <w:sz w:val="20"/>
         </w:rPr>
-        <w:t>둥글고 광택 있는 풍선, 살짝 투명한 질감</w:t>
+        <w:t>매끄럽고 쫀득한 일반적인 고무 물풍선 질감. 볼록하고 탱글탱글하며, 겹겹이 쌓여 있음.</w:t>
+      </w:r>
+    </w:p>
+    <w:p>
+      <w:r>
+        <w:rPr>
+          <w:b/>
+          <w:sz w:val="20"/>
+        </w:rPr>
+        <w:t xml:space="preserve">보관함: </w:t>
+      </w:r>
+      <w:r>
+        <w:rPr>
+          <w:sz w:val="20"/>
+        </w:rPr>
+        <w:t>상자 형태로 다양한 색상 적용. 숫자 뱃지가 자연스럽게 붙고, 탭할 수 있는 볼륨감. 표정 없이 깨끗한 오브젝트.</w:t>
       </w:r>
     </w:p>
     <w:p>
@@ -1054,22 +1806,7 @@
         <w:rPr>
           <w:sz w:val="20"/>
         </w:rPr>
-        <w:t>날카롭지만 귀여운 톤의 미니 다트</w:t>
-      </w:r>
-    </w:p>
-    <w:p>
-      <w:r>
-        <w:rPr>
-          <w:b/>
-          <w:sz w:val="20"/>
-        </w:rPr>
-        <w:t xml:space="preserve">팝 이펙트: </w:t>
-      </w:r>
-      <w:r>
-        <w:rPr>
-          <w:sz w:val="20"/>
-        </w:rPr>
-        <w:t>풍선 터짐 → 색종이 파티클 + 약간의 화면 흔들림</w:t>
+        <w:t>레일 위에 깔리는 핀/침 형태. 보관함과 동일한 색상으로 통일되어 색상 매칭이 직관적으로 읽힘. 표정 없이 깨끗한 오브젝트.</w:t>
       </w:r>
     </w:p>
     <w:p>
@@ -1084,7 +1821,75 @@
         <w:rPr>
           <w:sz w:val="20"/>
         </w:rPr>
-        <w:t>챕터별 테마 배경 (하늘, 바다, 숲, 놀이공원 등)</w:t>
+        <w:t>깔끔한 파스텔 톤 단색 배경 (예: 부드러운 민트 그라데이션). 오직 풍선과 다트에게만 100% 시선 집중.</w:t>
+      </w:r>
+    </w:p>
+    <w:p>
+      <w:pPr>
+        <w:pStyle w:val="Heading2"/>
+      </w:pPr>
+      <w:r>
+        <w:t>피드백 연출</w:t>
+      </w:r>
+    </w:p>
+    <w:p>
+      <w:r>
+        <w:rPr>
+          <w:b/>
+          <w:sz w:val="20"/>
+        </w:rPr>
+        <w:t xml:space="preserve">dart_hit: </w:t>
+      </w:r>
+      <w:r>
+        <w:rPr>
+          <w:sz w:val="20"/>
+        </w:rPr>
+        <w:t>풍선에 꽂힐 때 물(또는 반짝이) 파편이 방사형으로 튐</w:t>
+      </w:r>
+    </w:p>
+    <w:p>
+      <w:r>
+        <w:rPr>
+          <w:b/>
+          <w:sz w:val="20"/>
+        </w:rPr>
+        <w:t xml:space="preserve">sound: </w:t>
+      </w:r>
+      <w:r>
+        <w:rPr>
+          <w:sz w:val="20"/>
+        </w:rPr>
+        <w:t>터지는 파열음의 피치(음높이)가 점점 올라감: 팡- 팡- 팡- 팡- 팡!!</w:t>
+      </w:r>
+    </w:p>
+    <w:p>
+      <w:r>
+        <w:rPr>
+          <w:b/>
+          <w:sz w:val="20"/>
+        </w:rPr>
+        <w:t xml:space="preserve">last_balloon: </w:t>
+      </w:r>
+      <w:r>
+        <w:rPr>
+          <w:sz w:val="20"/>
+        </w:rPr>
+        <w:t>마지막 풍선이 터질 때 피치 최고점에서 크게 터지며 화면이 살짝 흔들림</w:t>
+      </w:r>
+    </w:p>
+    <w:p>
+      <w:r>
+        <w:rPr>
+          <w:b/>
+          <w:sz w:val="20"/>
+        </w:rPr>
+        <w:t xml:space="preserve">asymmetry: </w:t>
+      </w:r>
+      <w:r>
+        <w:rPr>
+          <w:sz w:val="20"/>
+        </w:rPr>
+        <w:t>연출 비대칭 원칙 — 쏘는 쪽(다트)은 담백하게 — 레일 위에서 다트를 발사하는 정도, 터지는 쪽(풍선)은 과하게</w:t>
       </w:r>
     </w:p>
     <w:p>
@@ -1092,7 +1897,7 @@
         <w:pStyle w:val="Heading1"/>
       </w:pPr>
       <w:r>
-        <w:t>6. 기술 요구사항</w:t>
+        <w:t>8. 기술 요구사항</w:t>
       </w:r>
     </w:p>
     <w:tbl>
@@ -1342,6 +2147,34 @@
           </w:p>
         </w:tc>
       </w:tr>
+      <w:tr>
+        <w:tc>
+          <w:tcPr>
+            <w:tcW w:type="dxa" w:w="4320"/>
+          </w:tcPr>
+          <w:p>
+            <w:r>
+              <w:rPr>
+                <w:sz w:val="18"/>
+              </w:rPr>
+              <w:t>Render Pipeline</w:t>
+            </w:r>
+          </w:p>
+        </w:tc>
+        <w:tc>
+          <w:tcPr>
+            <w:tcW w:type="dxa" w:w="4320"/>
+          </w:tcPr>
+          <w:p>
+            <w:r>
+              <w:rPr>
+                <w:sz w:val="18"/>
+              </w:rPr>
+              <w:t>3D (URP 권장)</w:t>
+            </w:r>
+          </w:p>
+        </w:tc>
+      </w:tr>
     </w:tbl>
     <w:p/>
     <w:p>
@@ -1349,7 +2182,7 @@
         <w:pStyle w:val="Heading1"/>
       </w:pPr>
       <w:r>
-        <w:t>7. 레퍼런스 게임</w:t>
+        <w:t>9. 레퍼런스 게임</w:t>
       </w:r>
     </w:p>
     <w:tbl>
@@ -1433,7 +2266,7 @@
               <w:rPr>
                 <w:sz w:val="18"/>
               </w:rPr>
-              <w:t>Bubble Shooter</w:t>
+              <w:t>Pixel Flow</w:t>
             </w:r>
           </w:p>
         </w:tc>
@@ -1446,7 +2279,7 @@
               <w:rPr>
                 <w:sz w:val="18"/>
               </w:rPr>
-              <w:t>발사체 + 색상 매칭의 기본 구조</w:t>
+              <w:t>검증된 큐 매니지먼트 메카닉 원본. 코어 루프 참고.</w:t>
             </w:r>
           </w:p>
         </w:tc>
@@ -1459,7 +2292,7 @@
               <w:rPr>
                 <w:sz w:val="18"/>
               </w:rPr>
-              <w:t>BalloonFlow는 고정 보드가 아닌 흐르는 레일 구조</w:t>
+              <w:t>픽셀→풍선 교체, 피드백 밀도 강화, 보관함+다트 역할 분리</w:t>
             </w:r>
           </w:p>
         </w:tc>
@@ -1474,7 +2307,7 @@
               <w:rPr>
                 <w:sz w:val="18"/>
               </w:rPr>
-              <w:t>Sort It 3D</w:t>
+              <w:t>Yarn Loop</w:t>
             </w:r>
           </w:p>
         </w:tc>
@@ -1487,7 +2320,7 @@
               <w:rPr>
                 <w:sz w:val="18"/>
               </w:rPr>
-              <w:t>큐/컨테이너 정렬의 만족감</w:t>
+              <w:t>차분하고 정돈된 미감. 3D 오브젝트 질감 승부의 참고.</w:t>
             </w:r>
           </w:p>
         </w:tc>
@@ -1500,7 +2333,7 @@
               <w:rPr>
                 <w:sz w:val="18"/>
               </w:rPr>
-              <w:t>BalloonFlow는 물리적 발사 메커닉 추가</w:t>
+              <w:t>세계관 전환이 아닌 피드백 강화로 차별화</w:t>
             </w:r>
           </w:p>
         </w:tc>
@@ -1515,7 +2348,7 @@
               <w:rPr>
                 <w:sz w:val="18"/>
               </w:rPr>
-              <w:t>Zuma</w:t>
+              <w:t>Pencil Loop</w:t>
             </w:r>
           </w:p>
         </w:tc>
@@ -1528,7 +2361,7 @@
               <w:rPr>
                 <w:sz w:val="18"/>
               </w:rPr>
-              <w:t>레일 위 구슬 + 발사체 매칭</w:t>
+              <w:t>보관함+다트, 레일 배치 구조 참고. 2026년 출시.</w:t>
             </w:r>
           </w:p>
         </w:tc>
@@ -1541,7 +2374,252 @@
               <w:rPr>
                 <w:sz w:val="18"/>
               </w:rPr>
-              <w:t>BalloonFlow는 다트 큐 매니지먼트 + 연쇄 팝 강화</w:t>
+              <w:t>UA 크리에이티브, 마케팅 전략, 업데이트 방향 참고</w:t>
+            </w:r>
+          </w:p>
+        </w:tc>
+      </w:tr>
+    </w:tbl>
+    <w:p/>
+    <w:p>
+      <w:pPr>
+        <w:pStyle w:val="Heading1"/>
+      </w:pPr>
+      <w:r>
+        <w:t>10. 리스크</w:t>
+      </w:r>
+    </w:p>
+    <w:tbl>
+      <w:tblPr>
+        <w:tblStyle w:val="TableGrid"/>
+        <w:tblW w:type="auto" w:w="0"/>
+        <w:jc w:val="center"/>
+        <w:tblLook w:firstColumn="1" w:firstRow="1" w:lastColumn="0" w:lastRow="0" w:noHBand="0" w:noVBand="1" w:val="04A0"/>
+      </w:tblPr>
+      <w:tblGrid>
+        <w:gridCol w:w="2880"/>
+        <w:gridCol w:w="2880"/>
+        <w:gridCol w:w="2880"/>
+      </w:tblGrid>
+      <w:tr>
+        <w:tc>
+          <w:tcPr>
+            <w:tcW w:type="dxa" w:w="2880"/>
+            <w:shd w:val="clear" w:color="auto" w:fill="4472C4"/>
+          </w:tcPr>
+          <w:p>
+            <w:pPr>
+              <w:jc w:val="center"/>
+            </w:pPr>
+            <w:r>
+              <w:rPr>
+                <w:b/>
+                <w:color w:val="FFFFFF"/>
+                <w:sz w:val="18"/>
+              </w:rPr>
+              <w:t>ID</w:t>
+            </w:r>
+          </w:p>
+        </w:tc>
+        <w:tc>
+          <w:tcPr>
+            <w:tcW w:type="dxa" w:w="2880"/>
+            <w:shd w:val="clear" w:color="auto" w:fill="4472C4"/>
+          </w:tcPr>
+          <w:p>
+            <w:pPr>
+              <w:jc w:val="center"/>
+            </w:pPr>
+            <w:r>
+              <w:rPr>
+                <w:b/>
+                <w:color w:val="FFFFFF"/>
+                <w:sz w:val="18"/>
+              </w:rPr>
+              <w:t>리스크</w:t>
+            </w:r>
+          </w:p>
+        </w:tc>
+        <w:tc>
+          <w:tcPr>
+            <w:tcW w:type="dxa" w:w="2880"/>
+            <w:shd w:val="clear" w:color="auto" w:fill="4472C4"/>
+          </w:tcPr>
+          <w:p>
+            <w:pPr>
+              <w:jc w:val="center"/>
+            </w:pPr>
+            <w:r>
+              <w:rPr>
+                <w:b/>
+                <w:color w:val="FFFFFF"/>
+                <w:sz w:val="18"/>
+              </w:rPr>
+              <w:t>대응</w:t>
+            </w:r>
+          </w:p>
+        </w:tc>
+      </w:tr>
+      <w:tr>
+        <w:tc>
+          <w:tcPr>
+            <w:tcW w:type="dxa" w:w="2880"/>
+          </w:tcPr>
+          <w:p>
+            <w:r>
+              <w:rPr>
+                <w:sz w:val="18"/>
+              </w:rPr>
+              <w:t>R1</w:t>
+            </w:r>
+          </w:p>
+        </w:tc>
+        <w:tc>
+          <w:tcPr>
+            <w:tcW w:type="dxa" w:w="2880"/>
+          </w:tcPr>
+          <w:p>
+            <w:r>
+              <w:rPr>
+                <w:sz w:val="18"/>
+              </w:rPr>
+              <w:t>컨셉 전환이 약하면 'Pixel Flow 짝퉁' 인식 가능성</w:t>
+            </w:r>
+          </w:p>
+        </w:tc>
+        <w:tc>
+          <w:tcPr>
+            <w:tcW w:type="dxa" w:w="2880"/>
+          </w:tcPr>
+          <w:p>
+            <w:r>
+              <w:rPr>
+                <w:sz w:val="18"/>
+              </w:rPr>
+              <w:t>풍선 피드백 품질이 체감될 수준으로 차별화</w:t>
+            </w:r>
+          </w:p>
+        </w:tc>
+      </w:tr>
+      <w:tr>
+        <w:tc>
+          <w:tcPr>
+            <w:tcW w:type="dxa" w:w="2880"/>
+          </w:tcPr>
+          <w:p>
+            <w:r>
+              <w:rPr>
+                <w:sz w:val="18"/>
+              </w:rPr>
+              <w:t>R2</w:t>
+            </w:r>
+          </w:p>
+        </w:tc>
+        <w:tc>
+          <w:tcPr>
+            <w:tcW w:type="dxa" w:w="2880"/>
+          </w:tcPr>
+          <w:p>
+            <w:r>
+              <w:rPr>
+                <w:sz w:val="18"/>
+              </w:rPr>
+              <w:t>Loom Games(원작)가 시즌 테마로 같은 영역을 커버할 가능성</w:t>
+            </w:r>
+          </w:p>
+        </w:tc>
+        <w:tc>
+          <w:tcPr>
+            <w:tcW w:type="dxa" w:w="2880"/>
+          </w:tcPr>
+          <w:p>
+            <w:r>
+              <w:rPr>
+                <w:sz w:val="18"/>
+              </w:rPr>
+              <w:t>피드백 품질과 속도감이 해자(moat)</w:t>
+            </w:r>
+          </w:p>
+        </w:tc>
+      </w:tr>
+      <w:tr>
+        <w:tc>
+          <w:tcPr>
+            <w:tcW w:type="dxa" w:w="2880"/>
+          </w:tcPr>
+          <w:p>
+            <w:r>
+              <w:rPr>
+                <w:sz w:val="18"/>
+              </w:rPr>
+              <w:t>R3</w:t>
+            </w:r>
+          </w:p>
+        </w:tc>
+        <w:tc>
+          <w:tcPr>
+            <w:tcW w:type="dxa" w:w="2880"/>
+          </w:tcPr>
+          <w:p>
+            <w:r>
+              <w:rPr>
+                <w:sz w:val="18"/>
+              </w:rPr>
+              <w:t>풍선 터뜨리기 소재가 캐주얼 시장에서 흔한 소재</w:t>
+            </w:r>
+          </w:p>
+        </w:tc>
+        <w:tc>
+          <w:tcPr>
+            <w:tcW w:type="dxa" w:w="2880"/>
+          </w:tcPr>
+          <w:p>
+            <w:r>
+              <w:rPr>
+                <w:sz w:val="18"/>
+              </w:rPr>
+              <w:t>ASMR급 피드백 품질로 돌파</w:t>
+            </w:r>
+          </w:p>
+        </w:tc>
+      </w:tr>
+      <w:tr>
+        <w:tc>
+          <w:tcPr>
+            <w:tcW w:type="dxa" w:w="2880"/>
+          </w:tcPr>
+          <w:p>
+            <w:r>
+              <w:rPr>
+                <w:sz w:val="18"/>
+              </w:rPr>
+              <w:t>R4</w:t>
+            </w:r>
+          </w:p>
+        </w:tc>
+        <w:tc>
+          <w:tcPr>
+            <w:tcW w:type="dxa" w:w="2880"/>
+          </w:tcPr>
+          <w:p>
+            <w:r>
+              <w:rPr>
+                <w:sz w:val="18"/>
+              </w:rPr>
+              <w:t>다트 발사 행위의 톤이 타겟 유저(미국, 여성 70%, 32세) 감성과 충돌 가능성. Oddly Satisfying/ASMR 감성은 차분하고 정돈되는 방향인데 "다트 발사"는 액션적 톤.</w:t>
+            </w:r>
+          </w:p>
+        </w:tc>
+        <w:tc>
+          <w:tcPr>
+            <w:tcW w:type="dxa" w:w="2880"/>
+          </w:tcPr>
+          <w:p>
+            <w:r>
+              <w:rPr>
+                <w:sz w:val="18"/>
+              </w:rPr>
+              <w:t>다트의 시각적 존재감을 최소화하고 풍선 피드백에 집중시키는 연출 튜닝</w:t>
             </w:r>
           </w:p>
         </w:tc>
